--- a/en/wisdom-stories/three-landscapes.docx
+++ b/en/wisdom-stories/three-landscapes.docx
@@ -4,190 +4,99 @@
   <w:body>
     <w:p>
       <w:pPr>
-        <w:spacing w:before="0" w:after="60"/>
-        <w:jc w:val="left"/>
+        <w:pStyle w:val="Title"/>
       </w:pPr>
       <w:r>
-        <w:rPr>
-          <w:rFonts w:ascii="Arial" w:hAnsi="Arial" w:eastAsia="Arial"/>
-          <w:i w:val="0"/>
-          <w:color w:val="000000"/>
-          <w:sz w:val="52"/>
-        </w:rPr>
         <w:t>Three Scenes</w:t>
       </w:r>
     </w:p>
     <w:p>
       <w:pPr>
-        <w:jc w:val="left"/>
+        <w:spacing w:after="80"/>
       </w:pPr>
       <w:r>
-        <w:rPr>
-          <w:rFonts w:ascii="Arial" w:hAnsi="Arial" w:eastAsia="Arial"/>
-          <w:i w:val="0"/>
-          <w:color w:val="000000"/>
-          <w:sz w:val="22"/>
-        </w:rPr>
-        <w:t>A young man on a journey encounters three strange scenes on his way.</w:t>
+        <w:t>On a journey, a young man witnessed three puzzling scenes.</w:t>
+      </w:r>
+    </w:p>
+    <w:p>
+      <w:pPr/>
+      <w:r>
+        <w:t>First, he saw people sowing wheat that sprang up and ripened as soon as it touched the soil. Yet instead of harvesting it, the farmers burned the field.</w:t>
+      </w:r>
+    </w:p>
+    <w:p>
+      <w:pPr/>
+      <w:r>
+        <w:t>Next, he saw a man struggling to lift a stone. Only after adding a second stone could he raise it. With a third, it became easier still. Bewildered, the traveler continued.</w:t>
+      </w:r>
+    </w:p>
+    <w:p>
+      <w:pPr/>
+      <w:r>
+        <w:t>Finally, he saw a man riding a sheep, with others clinging to his shoulders. The sheep ran so swiftly that the people chasing it could not catch up.</w:t>
       </w:r>
     </w:p>
     <w:p>
       <w:pPr>
-        <w:jc w:val="left"/>
+        <w:spacing w:after="80"/>
       </w:pPr>
       <w:r>
-        <w:rPr>
-          <w:rFonts w:ascii="Arial" w:hAnsi="Arial" w:eastAsia="Arial"/>
-          <w:i w:val="0"/>
-          <w:color w:val="000000"/>
-          <w:sz w:val="22"/>
-        </w:rPr>
-        <w:t>The first strange scene he encounters is this: several people were sowing wheat in a field. The wheat grains sprout and grow as soon as they hit the ground, and at that moment they produce a harvest, but instead of harvesting the harvest, the farmers burn the field.</w:t>
+        <w:t>At a city gate, he met a radiant old man and told him what he had seen. The elder explained:</w:t>
       </w:r>
     </w:p>
     <w:p>
       <w:pPr>
-        <w:jc w:val="left"/>
+        <w:spacing w:after="80"/>
       </w:pPr>
       <w:r>
-        <w:rPr>
-          <w:rFonts w:ascii="Arial" w:hAnsi="Arial" w:eastAsia="Arial"/>
-          <w:i w:val="0"/>
-          <w:color w:val="000000"/>
-          <w:sz w:val="22"/>
-        </w:rPr>
-        <w:t>The second strange scene was this: a man tries to lift a large stone from the ground, but he cannot. He can lift it only after placing another on top of that large stone. When he places a third stone, he lifts it more easily. No matter how much the young man looks, he cannot understand anything and continues on his way.</w:t>
+        <w:t>“The farmers represent people who do good, then destroy its value by constantly boasting about it.</w:t>
+      </w:r>
+    </w:p>
+    <w:p>
+      <w:pPr/>
+      <w:r>
+        <w:t>“The stones represent sin. The first wrongdoing weighs heavily. But without repentance, the next becomes easier, and the one after that easier still.</w:t>
       </w:r>
     </w:p>
     <w:p>
       <w:pPr>
-        <w:jc w:val="left"/>
+        <w:keepNext/>
       </w:pPr>
       <w:r>
-        <w:rPr>
-          <w:rFonts w:ascii="Arial" w:hAnsi="Arial" w:eastAsia="Arial"/>
-          <w:i w:val="0"/>
-          <w:color w:val="000000"/>
-          <w:sz w:val="22"/>
-        </w:rPr>
-        <w:t>The third strange scene he encounters on the road is this: a man is riding on the back of a sheep, and several men are climbing on its shoulders. The sheep runs away quickly; no matter how many men run after them, they cannot catch up.</w:t>
+        <w:t>“The sheep is an animal of paradise, carrying its riders there. The first rider represents scholars, and those holding on are believers from every walk of life. Those left chasing behind are people without faith.”</w:t>
       </w:r>
     </w:p>
     <w:p>
       <w:pPr>
-        <w:jc w:val="left"/>
+        <w:keepNext/>
+        <w:keepLines/>
+        <w:spacing w:before="160"/>
       </w:pPr>
       <w:r>
         <w:rPr>
-          <w:rFonts w:ascii="Arial" w:hAnsi="Arial" w:eastAsia="Arial"/>
-          <w:i w:val="0"/>
-          <w:color w:val="000000"/>
-          <w:sz w:val="22"/>
+          <w:b/>
         </w:rPr>
-        <w:t>No matter how much the young man ponders what he sees, he cannot understand any meaning and arrives at a city. He sees a radiant old man near the entrance gate and greets him. The old man accepts the greeting, stops him and starts a conversation. The boy tells what he saw along the way, and the old man explains them as follows:</w:t>
+        <w:t>Moral:</w:t>
+      </w:r>
+      <w:r>
+        <w:t xml:space="preserve"> The three scenes warn against boasting of good deeds and growing accustomed to wrongdoing, while honoring the value of wise spiritual guidance.</w:t>
       </w:r>
     </w:p>
     <w:p>
       <w:pPr>
-        <w:jc w:val="left"/>
+        <w:spacing w:after="80"/>
       </w:pPr>
       <w:r>
         <w:rPr>
-          <w:rFonts w:ascii="Arial" w:hAnsi="Arial" w:eastAsia="Arial"/>
-          <w:i w:val="0"/>
-          <w:color w:val="000000"/>
-          <w:sz w:val="22"/>
+          <w:i/>
+          <w:sz w:val="18"/>
         </w:rPr>
-        <w:t>— Do you know who those farmers, the wheat field and the people who burned it are? Those who first do good, and then talk about the good they have done here and there, belittling its value.</w:t>
-      </w:r>
-    </w:p>
-    <w:p>
-      <w:pPr>
-        <w:jc w:val="left"/>
-      </w:pPr>
-      <w:r>
-        <w:rPr>
-          <w:rFonts w:ascii="Arial" w:hAnsi="Arial" w:eastAsia="Arial"/>
-          <w:i w:val="0"/>
-          <w:color w:val="000000"/>
-          <w:sz w:val="22"/>
-        </w:rPr>
-        <w:t>— The meaning of the scene of the man lifting the stone is this: committing a sin for the first time is very difficult for a person. But if a person does not repent after committing a sin, subsequent sins are very easy for him. A sin without repentance is an open door for another sin.</w:t>
-      </w:r>
-    </w:p>
-    <w:p>
-      <w:pPr>
-        <w:jc w:val="left"/>
-      </w:pPr>
-      <w:r>
-        <w:rPr>
-          <w:rFonts w:ascii="Arial" w:hAnsi="Arial" w:eastAsia="Arial"/>
-          <w:i w:val="0"/>
-          <w:color w:val="000000"/>
-          <w:sz w:val="22"/>
-        </w:rPr>
-        <w:t>— As for the sheep and the people on its back, do not forget that the sheep is an animal of paradise and carries those who ride on its back to paradise. The first to ride on a sheep are scholars. Those who hang on the shoulders of scholars are believers from all walks of life. Those who run after them are unbelievers and irreligious.</w:t>
-      </w:r>
-    </w:p>
-    <w:p>
-      <w:pPr>
-        <w:pStyle w:val="Moral"/>
-        <w:keepNext/>
-        <w:keepLines/>
-        <w:widowControl/>
-        <w:spacing w:before="240" w:after="180" w:line="283" w:lineRule="auto"/>
-        <w:ind w:left="240" w:right="240"/>
-        <w:jc w:val="left"/>
-        <w:pBdr>
-          <w:top w:val="single" w:sz="8" w:space="7" w:color="E8D59A"/>
-          <w:left w:val="single" w:sz="32" w:space="11" w:color="C6A23A"/>
-          <w:bottom w:val="single" w:sz="8" w:space="7" w:color="E8D59A"/>
-          <w:right w:val="single" w:sz="8" w:space="11" w:color="E8D59A"/>
-        </w:pBdr>
-        <w:shd w:val="clear" w:color="auto" w:fill="FFF8E1"/>
-      </w:pPr>
-      <w:r>
-        <w:rPr>
-          <w:rFonts w:ascii="Arial" w:hAnsi="Arial" w:eastAsia="Arial" w:cs="Arial"/>
-          <w:b/>
-          <w:i w:val="0"/>
-          <w:color w:val="9A7417"/>
-          <w:sz w:val="22"/>
-        </w:rPr>
-        <w:t xml:space="preserve">Moral: </w:t>
-      </w:r>
-      <w:r>
-        <w:rPr>
-          <w:rFonts w:ascii="Arial" w:hAnsi="Arial" w:eastAsia="Arial" w:cs="Arial"/>
-          <w:b w:val="0"/>
-          <w:i w:val="0"/>
-          <w:color w:val="3F3826"/>
-          <w:sz w:val="22"/>
-        </w:rPr>
-        <w:t>Goodness that is talked about and its value is reduced to nothing, sin without repentance, and following a true leader—each of them is a hidden lesson in life.</w:t>
-      </w:r>
-    </w:p>
-    <w:p>
-      <w:pPr>
-        <w:keepLines/>
-        <w:widowControl/>
-        <w:spacing w:before="60" w:after="0" w:line="240" w:lineRule="auto"/>
-        <w:jc w:val="right"/>
-      </w:pPr>
-      <w:r>
-        <w:rPr>
-          <w:rFonts w:ascii="Arial" w:hAnsi="Arial" w:eastAsia="Arial" w:cs="Arial"/>
-          <w:b w:val="0"/>
-          <w:i/>
-          <w:color w:val="8A7950"/>
-          <w:sz w:val="17"/>
-        </w:rPr>
-        <w:t>The story was obtained from open Internet sources.</w:t>
+        <w:t>Source: Publicly available internet sources.</w:t>
       </w:r>
     </w:p>
     <w:sectPr>
       <w:pgSz w:w="12240" w:h="15840"/>
-      <w:pgMar w:top="1440" w:right="1440" w:bottom="1440" w:left="1440" w:header="708" w:footer="708" w:gutter="0"/>
+      <w:pgMar w:top="1080" w:right="1224" w:bottom="1080" w:left="1224" w:header="720" w:footer="720" w:gutter="0"/>
       <w:cols w:space="720"/>
       <w:docGrid w:linePitch="360"/>
     </w:sectPr>
@@ -559,12 +468,14 @@
     <w:qFormat/>
     <w:rsid w:val="00FC693F"/>
     <w:pPr>
-      <w:spacing w:before="0" w:after="160" w:line="276" w:lineRule="auto"/>
+      <w:widowControl/>
+      <w:spacing w:after="120" w:line="259" w:lineRule="auto"/>
     </w:pPr>
     <w:rPr>
-      <w:rFonts w:ascii="Arial" w:hAnsi="Arial" w:eastAsia="Arial"/>
+      <w:rFonts w:ascii="Arial" w:hAnsi="Arial"/>
       <w:color w:val="000000"/>
       <w:sz w:val="22"/>
+      <w:lang w:val="en-US"/>
     </w:rPr>
   </w:style>
   <w:style w:type="paragraph" w:styleId="Header">
@@ -908,18 +819,17 @@
     <w:qFormat/>
     <w:rsid w:val="00FC693F"/>
     <w:pPr>
-      <w:pBdr>
-        <w:bottom w:val="single" w:sz="8" w:space="4" w:color="4F81BD" w:themeColor="accent1"/>
-      </w:pBdr>
-      <w:spacing w:after="300" w:line="240" w:lineRule="auto"/>
+      <w:keepNext/>
+      <w:spacing w:after="280" w:line="240" w:lineRule="auto"/>
       <w:contextualSpacing/>
     </w:pPr>
     <w:rPr>
-      <w:rFonts w:asciiTheme="majorHAnsi" w:eastAsiaTheme="majorEastAsia" w:hAnsiTheme="majorHAnsi" w:cstheme="majorBidi"/>
-      <w:color w:val="17365D" w:themeColor="text2" w:themeShade="BF"/>
+      <w:rFonts w:asciiTheme="majorHAnsi" w:eastAsiaTheme="majorEastAsia" w:hAnsiTheme="majorHAnsi" w:cstheme="majorBidi" w:ascii="Arial" w:hAnsi="Arial"/>
+      <w:b/>
+      <w:color w:val="000000"/>
       <w:spacing w:val="5"/>
       <w:kern w:val="28"/>
-      <w:sz w:val="52"/>
+      <w:sz w:val="34"/>
       <w:szCs w:val="52"/>
     </w:rPr>
   </w:style>
@@ -1395,9 +1305,6 @@
     <w:qFormat/>
     <w:rsid w:val="00FC693F"/>
     <w:pPr>
-      <w:pBdr>
-        <w:bottom w:val="single" w:sz="4" w:space="4" w:color="4F81BD" w:themeColor="accent1"/>
-      </w:pBdr>
       <w:spacing w:before="200" w:after="280"/>
       <w:ind w:left="936" w:right="936"/>
     </w:pPr>
@@ -12248,18 +12155,6 @@
         <w:shd w:val="clear" w:color="auto" w:fill="FBCAA2" w:themeFill="accent6" w:themeFillTint="7F"/>
       </w:tcPr>
     </w:tblStylePr>
-  </w:style>
-  <w:style w:type="paragraph" w:customStyle="1" w:styleId="Moral">
-    <w:name w:val="Moral"/>
-    <w:basedOn w:val="Normal"/>
-    <w:pPr>
-      <w:spacing w:before="160" w:after="0" w:line="276" w:lineRule="auto"/>
-    </w:pPr>
-    <w:rPr>
-      <w:rFonts w:ascii="Arial" w:hAnsi="Arial" w:eastAsia="Arial"/>
-      <w:i/>
-      <w:sz w:val="22"/>
-    </w:rPr>
   </w:style>
 </w:styles>
 </file>

--- a/en/wisdom-stories/three-landscapes.docx
+++ b/en/wisdom-stories/three-landscapes.docx
@@ -27,7 +27,7 @@
     <w:p>
       <w:pPr/>
       <w:r>
-        <w:t>Next, he saw a man struggling to lift a stone. Only after adding a second stone could he raise it. With a third, it became easier still. Bewildered, the traveler continued.</w:t>
+        <w:t>Next, he saw a man struggling to lift a large stone. Only after he placed a second stone on top of it could he raise it. With a third, it became easier still. Bewildered, the traveler continued.</w:t>
       </w:r>
     </w:p>
     <w:p>
@@ -41,7 +41,7 @@
         <w:spacing w:after="80"/>
       </w:pPr>
       <w:r>
-        <w:t>At a city gate, he met a radiant old man and told him what he had seen. The elder explained:</w:t>
+        <w:t>However much he pondered what he had seen, he could find no meaning in it, and he reached a city. At the city gate he greeted a radiant old man. The old man returned the greeting, stopped him, and drew him into talk. The young man told what he had seen along the way, and the elder explained:</w:t>
       </w:r>
     </w:p>
     <w:p>
@@ -49,13 +49,13 @@
         <w:spacing w:after="80"/>
       </w:pPr>
       <w:r>
-        <w:t>“The farmers represent people who do good, then destroy its value by constantly boasting about it.</w:t>
+        <w:t>“The farmers represent people who do good, then talk about the good they did here and there and reduce its value to nothing.</w:t>
       </w:r>
     </w:p>
     <w:p>
       <w:pPr/>
       <w:r>
-        <w:t>“The stones represent sin. The first wrongdoing weighs heavily. But without repentance, the next becomes easier, and the one after that easier still.</w:t>
+        <w:t>“The stones represent sin. The first wrongdoing weighs heavily. But without repentance, later sins come very easily to him. A sin without repentance is a door opened to another sin.</w:t>
       </w:r>
     </w:p>
     <w:p>
@@ -76,11 +76,9 @@
         <w:rPr>
           <w:b/>
         </w:rPr>
-        <w:t>Moral:</w:t>
+        <w:t>Moral: The three scenes speak of good whose value is talked away, of sin without repentance, and of following a true guide — each is a hidden lesson of life.</w:t>
       </w:r>
-      <w:r>
-        <w:t xml:space="preserve"> The three scenes warn against boasting of good deeds and growing accustomed to wrongdoing, while honoring the value of wise spiritual guidance.</w:t>
-      </w:r>
+      <w:r/>
     </w:p>
     <w:p>
       <w:pPr>
@@ -91,7 +89,7 @@
           <w:i/>
           <w:sz w:val="18"/>
         </w:rPr>
-        <w:t>Source: Publicly available internet sources.</w:t>
+        <w:t>Stories are taken from open Internet sources; illustrations were created with AI.</w:t>
       </w:r>
     </w:p>
     <w:sectPr>
